--- a/report_template/template_main/tHRR_CustomEdition_DLYKFY_v1.0.0.docx
+++ b/report_template/template_main/tHRR_CustomEdition_DLYKFY_v1.0.0.docx
@@ -1,6 +1,6 @@
 
 <file path=word/document.xml><?xml version="1.0" encoding="utf-8"?>
-<w:document xmlns:wpc="http://schemas.microsoft.com/office/word/2010/wordprocessingCanvas" xmlns:cx="http://schemas.microsoft.com/office/drawing/2014/chartex" xmlns:cx1="http://schemas.microsoft.com/office/drawing/2015/9/8/chartex" xmlns:cx2="http://schemas.microsoft.com/office/drawing/2015/10/21/chartex" xmlns:cx3="http://schemas.microsoft.com/office/drawing/2016/5/9/chartex" xmlns:cx4="http://schemas.microsoft.com/office/drawing/2016/5/10/chartex" xmlns:cx5="http://schemas.microsoft.com/office/drawing/2016/5/11/chartex" xmlns:cx6="http://schemas.microsoft.com/office/drawing/2016/5/12/chartex" xmlns:cx7="http://schemas.microsoft.com/office/drawing/2016/5/13/chartex" xmlns:cx8="http://schemas.microsoft.com/office/drawing/2016/5/14/chartex" xmlns:mc="http://schemas.openxmlformats.org/markup-compatibility/2006" xmlns:aink="http://schemas.microsoft.com/office/drawing/2016/ink" xmlns:am3d="http://schemas.microsoft.com/office/drawing/2017/model3d" xmlns:o="urn:schemas-microsoft-com:office:office" xmlns:oel="http://schemas.microsoft.com/office/2019/extlst" xmlns:r="http://schemas.openxmlformats.org/officeDocument/2006/relationships" xmlns:m="http://schemas.openxmlformats.org/officeDocument/2006/math" xmlns:v="urn:schemas-microsoft-com:vml" xmlns:wp14="http://schemas.microsoft.com/office/word/2010/wordprocessingDrawing" xmlns:wp="http://schemas.openxmlformats.org/drawingml/2006/wordprocessingDrawing" xmlns:w10="urn:schemas-microsoft-com:office:word" xmlns:w="http://schemas.openxmlformats.org/wordprocessingml/2006/main" xmlns:w14="http://schemas.microsoft.com/office/word/2010/wordml" xmlns:w15="http://schemas.microsoft.com/office/word/2012/wordml" xmlns:w16cex="http://schemas.microsoft.com/office/word/2018/wordml/cex" xmlns:w16cid="http://schemas.microsoft.com/office/word/2016/wordml/cid" xmlns:w16="http://schemas.microsoft.com/office/word/2018/wordml" xmlns:w16du="http://schemas.microsoft.com/office/word/2023/wordml/word16du" xmlns:w16sdtdh="http://schemas.microsoft.com/office/word/2020/wordml/sdtdatahash" xmlns:w16se="http://schemas.microsoft.com/office/word/2015/wordml/symex" xmlns:wpg="http://schemas.microsoft.com/office/word/2010/wordprocessingGroup" xmlns:wpi="http://schemas.microsoft.com/office/word/2010/wordprocessingInk" xmlns:wne="http://schemas.microsoft.com/office/word/2006/wordml" xmlns:wps="http://schemas.microsoft.com/office/word/2010/wordprocessingShape" mc:Ignorable="w14 w15 w16se w16cid w16 w16cex w16sdtdh w16du wp14">
+<w:document xmlns:wpc="http://schemas.microsoft.com/office/word/2010/wordprocessingCanvas" xmlns:cx="http://schemas.microsoft.com/office/drawing/2014/chartex" xmlns:cx1="http://schemas.microsoft.com/office/drawing/2015/9/8/chartex" xmlns:cx2="http://schemas.microsoft.com/office/drawing/2015/10/21/chartex" xmlns:cx3="http://schemas.microsoft.com/office/drawing/2016/5/9/chartex" xmlns:cx4="http://schemas.microsoft.com/office/drawing/2016/5/10/chartex" xmlns:cx5="http://schemas.microsoft.com/office/drawing/2016/5/11/chartex" xmlns:cx6="http://schemas.microsoft.com/office/drawing/2016/5/12/chartex" xmlns:cx7="http://schemas.microsoft.com/office/drawing/2016/5/13/chartex" xmlns:cx8="http://schemas.microsoft.com/office/drawing/2016/5/14/chartex" xmlns:mc="http://schemas.openxmlformats.org/markup-compatibility/2006" xmlns:aink="http://schemas.microsoft.com/office/drawing/2016/ink" xmlns:am3d="http://schemas.microsoft.com/office/drawing/2017/model3d" xmlns:o="urn:schemas-microsoft-com:office:office" xmlns:r="http://schemas.openxmlformats.org/officeDocument/2006/relationships" xmlns:m="http://schemas.openxmlformats.org/officeDocument/2006/math" xmlns:v="urn:schemas-microsoft-com:vml" xmlns:wp14="http://schemas.microsoft.com/office/word/2010/wordprocessingDrawing" xmlns:wp="http://schemas.openxmlformats.org/drawingml/2006/wordprocessingDrawing" xmlns:w10="urn:schemas-microsoft-com:office:word" xmlns:w="http://schemas.openxmlformats.org/wordprocessingml/2006/main" xmlns:w14="http://schemas.microsoft.com/office/word/2010/wordml" xmlns:w15="http://schemas.microsoft.com/office/word/2012/wordml" xmlns:w16cex="http://schemas.microsoft.com/office/word/2018/wordml/cex" xmlns:w16cid="http://schemas.microsoft.com/office/word/2016/wordml/cid" xmlns:w16="http://schemas.microsoft.com/office/word/2018/wordml" xmlns:w16sdtdh="http://schemas.microsoft.com/office/word/2020/wordml/sdtdatahash" xmlns:w16se="http://schemas.microsoft.com/office/word/2015/wordml/symex" xmlns:wpg="http://schemas.microsoft.com/office/word/2010/wordprocessingGroup" xmlns:wpi="http://schemas.microsoft.com/office/word/2010/wordprocessingInk" xmlns:wne="http://schemas.microsoft.com/office/word/2006/wordml" xmlns:wps="http://schemas.microsoft.com/office/word/2010/wordprocessingShape" mc:Ignorable="w14 w15 w16se w16cid w16 w16cex w16sdtdh wp14">
   <w:background w:color="FFFFFF"/>
   <w:body>
     <w:p>
@@ -298,7 +298,7 @@
           <w:szCs w:val="28"/>
         </w:rPr>
         <w:pict w14:anchorId="5532956D">
-          <v:line id="Line 3" o:spid="_x0000_s2051" style="mso-left-percent:-10001;mso-top-percent:-10001;mso-position-horizontal:absolute;mso-position-horizontal-relative:char;mso-position-vertical:absolute;mso-position-vertical-relative:line;mso-left-percent:-10001;mso-top-percent:-10001" from="0,0" to="431pt,.4pt" strokecolor="#00653b" strokeweight="1.5pt">
+          <v:line id="Line 3" o:spid="_x0000_s1027" style="mso-left-percent:-10001;mso-top-percent:-10001;mso-position-horizontal:absolute;mso-position-horizontal-relative:char;mso-position-vertical:absolute;mso-position-vertical-relative:line;mso-left-percent:-10001;mso-top-percent:-10001" from="0,0" to="431pt,.4pt" strokecolor="#00653b" strokeweight="1.5pt">
             <w10:anchorlock/>
           </v:line>
         </w:pict>
@@ -791,7 +791,16 @@
                 <w:bCs/>
                 <w:szCs w:val="21"/>
               </w:rPr>
-              <w:t>报告日期：</w:t>
+              <w:t>报告日期</w:t>
+            </w:r>
+            <w:r>
+              <w:rPr>
+                <w:rFonts w:ascii="Times New Roman" w:eastAsia="思源黑体 CN Normal" w:hAnsi="Times New Roman"/>
+                <w:b/>
+                <w:bCs/>
+                <w:szCs w:val="21"/>
+              </w:rPr>
+              <w:t>：</w:t>
             </w:r>
             <w:r>
               <w:rPr>
@@ -858,7 +867,7 @@
           <w:szCs w:val="20"/>
         </w:rPr>
         <w:pict w14:anchorId="31E824AC">
-          <v:line id="_x0000_s2050" style="mso-left-percent:-10001;mso-top-percent:-10001;mso-position-horizontal:absolute;mso-position-horizontal-relative:char;mso-position-vertical:absolute;mso-position-vertical-relative:line;mso-left-percent:-10001;mso-top-percent:-10001" from="0,0" to="431pt,.4pt" strokecolor="#00653b" strokeweight="1.5pt">
+          <v:line id="_x0000_s1026" style="mso-left-percent:-10001;mso-top-percent:-10001;mso-position-horizontal:absolute;mso-position-horizontal-relative:char;mso-position-vertical:absolute;mso-position-vertical-relative:line;mso-left-percent:-10001;mso-top-percent:-10001" from="0,0" to="431pt,.4pt" strokecolor="#00653b" strokeweight="1.5pt">
             <w10:anchorlock/>
           </v:line>
         </w:pict>
@@ -19418,7 +19427,15 @@
           <w:sz w:val="16"/>
           <w:szCs w:val="16"/>
         </w:rPr>
-        <w:t>数据表明，接近</w:t>
+        <w:t>数据表明，接</w:t>
+      </w:r>
+      <w:r>
+        <w:rPr>
+          <w:rFonts w:ascii="Times New Roman" w:eastAsia="思源黑体 CN Normal" w:hAnsi="Times New Roman" w:hint="eastAsia"/>
+          <w:sz w:val="16"/>
+          <w:szCs w:val="16"/>
+        </w:rPr>
+        <w:t>近</w:t>
       </w:r>
       <w:r>
         <w:rPr>
@@ -19646,7 +19663,15 @@
           <w:sz w:val="16"/>
           <w:szCs w:val="16"/>
         </w:rPr>
-        <w:t>）的相关蛋白质参与其中。</w:t>
+        <w:t>）的相关</w:t>
+      </w:r>
+      <w:r>
+        <w:rPr>
+          <w:rFonts w:ascii="Times New Roman" w:eastAsia="思源黑体 CN Normal" w:hAnsi="Times New Roman" w:hint="eastAsia"/>
+          <w:sz w:val="16"/>
+          <w:szCs w:val="16"/>
+        </w:rPr>
+        <w:t>蛋白质参与其中。</w:t>
       </w:r>
     </w:p>
     <w:p>
@@ -20399,7 +20424,15 @@
           <w:sz w:val="16"/>
           <w:szCs w:val="16"/>
         </w:rPr>
-        <w:t>。同源重组相关基因启动子的甲基化、体细胞变异以及参与同源重组修复蛋白基因的致病性</w:t>
+        <w:t>。同源重组相关基</w:t>
+      </w:r>
+      <w:r>
+        <w:rPr>
+          <w:rFonts w:ascii="Times New Roman" w:eastAsia="思源黑体 CN Normal" w:hAnsi="Times New Roman" w:hint="eastAsia"/>
+          <w:sz w:val="16"/>
+          <w:szCs w:val="16"/>
+        </w:rPr>
+        <w:t>因启动子的甲基化、体细胞变异以及参与同源重组修复蛋白基因的致病性</w:t>
       </w:r>
       <w:r>
         <w:rPr>
@@ -21116,14 +21149,6 @@
           <w:szCs w:val="16"/>
         </w:rPr>
         <w:t>抑制剂或含铂类</w:t>
-      </w:r>
-      <w:r>
-        <w:rPr>
-          <w:rFonts w:ascii="Times New Roman" w:eastAsia="思源黑体 CN Normal" w:hAnsi="Times New Roman"/>
-          <w:sz w:val="16"/>
-          <w:szCs w:val="16"/>
-        </w:rPr>
-        <w:t xml:space="preserve"> </w:t>
       </w:r>
       <w:r>
         <w:rPr>
@@ -21542,7 +21567,7 @@
 </file>
 
 <file path=word/endnotes.xml><?xml version="1.0" encoding="utf-8"?>
-<w:endnotes xmlns:wpc="http://schemas.microsoft.com/office/word/2010/wordprocessingCanvas" xmlns:cx="http://schemas.microsoft.com/office/drawing/2014/chartex" xmlns:cx1="http://schemas.microsoft.com/office/drawing/2015/9/8/chartex" xmlns:cx2="http://schemas.microsoft.com/office/drawing/2015/10/21/chartex" xmlns:cx3="http://schemas.microsoft.com/office/drawing/2016/5/9/chartex" xmlns:cx4="http://schemas.microsoft.com/office/drawing/2016/5/10/chartex" xmlns:cx5="http://schemas.microsoft.com/office/drawing/2016/5/11/chartex" xmlns:cx6="http://schemas.microsoft.com/office/drawing/2016/5/12/chartex" xmlns:cx7="http://schemas.microsoft.com/office/drawing/2016/5/13/chartex" xmlns:cx8="http://schemas.microsoft.com/office/drawing/2016/5/14/chartex" xmlns:mc="http://schemas.openxmlformats.org/markup-compatibility/2006" xmlns:aink="http://schemas.microsoft.com/office/drawing/2016/ink" xmlns:am3d="http://schemas.microsoft.com/office/drawing/2017/model3d" xmlns:o="urn:schemas-microsoft-com:office:office" xmlns:oel="http://schemas.microsoft.com/office/2019/extlst" xmlns:r="http://schemas.openxmlformats.org/officeDocument/2006/relationships" xmlns:m="http://schemas.openxmlformats.org/officeDocument/2006/math" xmlns:v="urn:schemas-microsoft-com:vml" xmlns:wp14="http://schemas.microsoft.com/office/word/2010/wordprocessingDrawing" xmlns:wp="http://schemas.openxmlformats.org/drawingml/2006/wordprocessingDrawing" xmlns:w10="urn:schemas-microsoft-com:office:word" xmlns:w="http://schemas.openxmlformats.org/wordprocessingml/2006/main" xmlns:w14="http://schemas.microsoft.com/office/word/2010/wordml" xmlns:w15="http://schemas.microsoft.com/office/word/2012/wordml" xmlns:w16cex="http://schemas.microsoft.com/office/word/2018/wordml/cex" xmlns:w16cid="http://schemas.microsoft.com/office/word/2016/wordml/cid" xmlns:w16="http://schemas.microsoft.com/office/word/2018/wordml" xmlns:w16du="http://schemas.microsoft.com/office/word/2023/wordml/word16du" xmlns:w16sdtdh="http://schemas.microsoft.com/office/word/2020/wordml/sdtdatahash" xmlns:w16se="http://schemas.microsoft.com/office/word/2015/wordml/symex" xmlns:wpg="http://schemas.microsoft.com/office/word/2010/wordprocessingGroup" xmlns:wpi="http://schemas.microsoft.com/office/word/2010/wordprocessingInk" xmlns:wne="http://schemas.microsoft.com/office/word/2006/wordml" xmlns:wps="http://schemas.microsoft.com/office/word/2010/wordprocessingShape" mc:Ignorable="w14 w15 w16se w16cid w16 w16cex w16sdtdh w16du wp14">
+<w:endnotes xmlns:wpc="http://schemas.microsoft.com/office/word/2010/wordprocessingCanvas" xmlns:cx="http://schemas.microsoft.com/office/drawing/2014/chartex" xmlns:cx1="http://schemas.microsoft.com/office/drawing/2015/9/8/chartex" xmlns:cx2="http://schemas.microsoft.com/office/drawing/2015/10/21/chartex" xmlns:cx3="http://schemas.microsoft.com/office/drawing/2016/5/9/chartex" xmlns:cx4="http://schemas.microsoft.com/office/drawing/2016/5/10/chartex" xmlns:cx5="http://schemas.microsoft.com/office/drawing/2016/5/11/chartex" xmlns:cx6="http://schemas.microsoft.com/office/drawing/2016/5/12/chartex" xmlns:cx7="http://schemas.microsoft.com/office/drawing/2016/5/13/chartex" xmlns:cx8="http://schemas.microsoft.com/office/drawing/2016/5/14/chartex" xmlns:mc="http://schemas.openxmlformats.org/markup-compatibility/2006" xmlns:aink="http://schemas.microsoft.com/office/drawing/2016/ink" xmlns:am3d="http://schemas.microsoft.com/office/drawing/2017/model3d" xmlns:o="urn:schemas-microsoft-com:office:office" xmlns:r="http://schemas.openxmlformats.org/officeDocument/2006/relationships" xmlns:m="http://schemas.openxmlformats.org/officeDocument/2006/math" xmlns:v="urn:schemas-microsoft-com:vml" xmlns:wp14="http://schemas.microsoft.com/office/word/2010/wordprocessingDrawing" xmlns:wp="http://schemas.openxmlformats.org/drawingml/2006/wordprocessingDrawing" xmlns:w10="urn:schemas-microsoft-com:office:word" xmlns:w="http://schemas.openxmlformats.org/wordprocessingml/2006/main" xmlns:w14="http://schemas.microsoft.com/office/word/2010/wordml" xmlns:w15="http://schemas.microsoft.com/office/word/2012/wordml" xmlns:w16cex="http://schemas.microsoft.com/office/word/2018/wordml/cex" xmlns:w16cid="http://schemas.microsoft.com/office/word/2016/wordml/cid" xmlns:w16="http://schemas.microsoft.com/office/word/2018/wordml" xmlns:w16sdtdh="http://schemas.microsoft.com/office/word/2020/wordml/sdtdatahash" xmlns:w16se="http://schemas.microsoft.com/office/word/2015/wordml/symex" xmlns:wpg="http://schemas.microsoft.com/office/word/2010/wordprocessingGroup" xmlns:wpi="http://schemas.microsoft.com/office/word/2010/wordprocessingInk" xmlns:wne="http://schemas.microsoft.com/office/word/2006/wordml" xmlns:wps="http://schemas.microsoft.com/office/word/2010/wordprocessingShape" mc:Ignorable="w14 w15 w16se w16cid w16 w16cex w16sdtdh wp14">
   <w:endnote w:type="separator" w:id="-1">
     <w:p>
       <w:r>
@@ -21561,7 +21586,7 @@
 </file>
 
 <file path=word/footer1.xml><?xml version="1.0" encoding="utf-8"?>
-<w:ftr xmlns:wpc="http://schemas.microsoft.com/office/word/2010/wordprocessingCanvas" xmlns:cx="http://schemas.microsoft.com/office/drawing/2014/chartex" xmlns:cx1="http://schemas.microsoft.com/office/drawing/2015/9/8/chartex" xmlns:cx2="http://schemas.microsoft.com/office/drawing/2015/10/21/chartex" xmlns:cx3="http://schemas.microsoft.com/office/drawing/2016/5/9/chartex" xmlns:cx4="http://schemas.microsoft.com/office/drawing/2016/5/10/chartex" xmlns:cx5="http://schemas.microsoft.com/office/drawing/2016/5/11/chartex" xmlns:cx6="http://schemas.microsoft.com/office/drawing/2016/5/12/chartex" xmlns:cx7="http://schemas.microsoft.com/office/drawing/2016/5/13/chartex" xmlns:cx8="http://schemas.microsoft.com/office/drawing/2016/5/14/chartex" xmlns:mc="http://schemas.openxmlformats.org/markup-compatibility/2006" xmlns:aink="http://schemas.microsoft.com/office/drawing/2016/ink" xmlns:am3d="http://schemas.microsoft.com/office/drawing/2017/model3d" xmlns:o="urn:schemas-microsoft-com:office:office" xmlns:oel="http://schemas.microsoft.com/office/2019/extlst" xmlns:r="http://schemas.openxmlformats.org/officeDocument/2006/relationships" xmlns:m="http://schemas.openxmlformats.org/officeDocument/2006/math" xmlns:v="urn:schemas-microsoft-com:vml" xmlns:wp14="http://schemas.microsoft.com/office/word/2010/wordprocessingDrawing" xmlns:wp="http://schemas.openxmlformats.org/drawingml/2006/wordprocessingDrawing" xmlns:w10="urn:schemas-microsoft-com:office:word" xmlns:w="http://schemas.openxmlformats.org/wordprocessingml/2006/main" xmlns:w14="http://schemas.microsoft.com/office/word/2010/wordml" xmlns:w15="http://schemas.microsoft.com/office/word/2012/wordml" xmlns:w16cex="http://schemas.microsoft.com/office/word/2018/wordml/cex" xmlns:w16cid="http://schemas.microsoft.com/office/word/2016/wordml/cid" xmlns:w16="http://schemas.microsoft.com/office/word/2018/wordml" xmlns:w16du="http://schemas.microsoft.com/office/word/2023/wordml/word16du" xmlns:w16sdtdh="http://schemas.microsoft.com/office/word/2020/wordml/sdtdatahash" xmlns:w16se="http://schemas.microsoft.com/office/word/2015/wordml/symex" xmlns:wpg="http://schemas.microsoft.com/office/word/2010/wordprocessingGroup" xmlns:wpi="http://schemas.microsoft.com/office/word/2010/wordprocessingInk" xmlns:wne="http://schemas.microsoft.com/office/word/2006/wordml" xmlns:wps="http://schemas.microsoft.com/office/word/2010/wordprocessingShape" mc:Ignorable="w14 w15 w16se w16cid w16 w16cex w16sdtdh w16du wp14">
+<w:ftr xmlns:wpc="http://schemas.microsoft.com/office/word/2010/wordprocessingCanvas" xmlns:cx="http://schemas.microsoft.com/office/drawing/2014/chartex" xmlns:cx1="http://schemas.microsoft.com/office/drawing/2015/9/8/chartex" xmlns:cx2="http://schemas.microsoft.com/office/drawing/2015/10/21/chartex" xmlns:cx3="http://schemas.microsoft.com/office/drawing/2016/5/9/chartex" xmlns:cx4="http://schemas.microsoft.com/office/drawing/2016/5/10/chartex" xmlns:cx5="http://schemas.microsoft.com/office/drawing/2016/5/11/chartex" xmlns:cx6="http://schemas.microsoft.com/office/drawing/2016/5/12/chartex" xmlns:cx7="http://schemas.microsoft.com/office/drawing/2016/5/13/chartex" xmlns:cx8="http://schemas.microsoft.com/office/drawing/2016/5/14/chartex" xmlns:mc="http://schemas.openxmlformats.org/markup-compatibility/2006" xmlns:aink="http://schemas.microsoft.com/office/drawing/2016/ink" xmlns:am3d="http://schemas.microsoft.com/office/drawing/2017/model3d" xmlns:o="urn:schemas-microsoft-com:office:office" xmlns:r="http://schemas.openxmlformats.org/officeDocument/2006/relationships" xmlns:m="http://schemas.openxmlformats.org/officeDocument/2006/math" xmlns:v="urn:schemas-microsoft-com:vml" xmlns:wp14="http://schemas.microsoft.com/office/word/2010/wordprocessingDrawing" xmlns:wp="http://schemas.openxmlformats.org/drawingml/2006/wordprocessingDrawing" xmlns:w10="urn:schemas-microsoft-com:office:word" xmlns:w="http://schemas.openxmlformats.org/wordprocessingml/2006/main" xmlns:w14="http://schemas.microsoft.com/office/word/2010/wordml" xmlns:w15="http://schemas.microsoft.com/office/word/2012/wordml" xmlns:w16cex="http://schemas.microsoft.com/office/word/2018/wordml/cex" xmlns:w16cid="http://schemas.microsoft.com/office/word/2016/wordml/cid" xmlns:w16="http://schemas.microsoft.com/office/word/2018/wordml" xmlns:w16sdtdh="http://schemas.microsoft.com/office/word/2020/wordml/sdtdatahash" xmlns:w16se="http://schemas.microsoft.com/office/word/2015/wordml/symex" xmlns:wpg="http://schemas.microsoft.com/office/word/2010/wordprocessingGroup" xmlns:wpi="http://schemas.microsoft.com/office/word/2010/wordprocessingInk" xmlns:wne="http://schemas.microsoft.com/office/word/2006/wordml" xmlns:wps="http://schemas.microsoft.com/office/word/2010/wordprocessingShape" mc:Ignorable="w14 w15 w16se w16cid w16 w16cex w16sdtdh wp14">
   <w:p>
     <w:pPr>
       <w:ind w:left="422" w:hangingChars="200" w:hanging="422"/>
@@ -21603,7 +21628,63 @@
         <w:color w:val="000000"/>
         <w:szCs w:val="21"/>
       </w:rPr>
-      <w:t>地址：中国大连西岗区中山路222号    邮编：116011    病理科电话：0411-83635963-3253</w:t>
+      <w:t>地址：中国大连西岗区中山路</w:t>
+    </w:r>
+    <w:r>
+      <w:rPr>
+        <w:rFonts w:ascii="宋体" w:hAnsi="宋体" w:hint="eastAsia"/>
+        <w:color w:val="000000"/>
+        <w:szCs w:val="21"/>
+      </w:rPr>
+      <w:t>222</w:t>
+    </w:r>
+    <w:r>
+      <w:rPr>
+        <w:rFonts w:ascii="宋体" w:hAnsi="宋体" w:hint="eastAsia"/>
+        <w:color w:val="000000"/>
+        <w:szCs w:val="21"/>
+      </w:rPr>
+      <w:t>号</w:t>
+    </w:r>
+    <w:r>
+      <w:rPr>
+        <w:rFonts w:ascii="宋体" w:hAnsi="宋体" w:hint="eastAsia"/>
+        <w:color w:val="000000"/>
+        <w:szCs w:val="21"/>
+      </w:rPr>
+      <w:t xml:space="preserve">    </w:t>
+    </w:r>
+    <w:r>
+      <w:rPr>
+        <w:rFonts w:ascii="宋体" w:hAnsi="宋体" w:hint="eastAsia"/>
+        <w:color w:val="000000"/>
+        <w:szCs w:val="21"/>
+      </w:rPr>
+      <w:t>邮编：</w:t>
+    </w:r>
+    <w:r>
+      <w:rPr>
+        <w:rFonts w:ascii="宋体" w:hAnsi="宋体" w:hint="eastAsia"/>
+        <w:color w:val="000000"/>
+        <w:szCs w:val="21"/>
+      </w:rPr>
+      <w:t xml:space="preserve">116011    </w:t>
+    </w:r>
+    <w:r>
+      <w:rPr>
+        <w:rFonts w:ascii="宋体" w:hAnsi="宋体" w:hint="eastAsia"/>
+        <w:color w:val="000000"/>
+        <w:szCs w:val="21"/>
+      </w:rPr>
+      <w:t>病理科电话：</w:t>
+    </w:r>
+    <w:r>
+      <w:rPr>
+        <w:rFonts w:ascii="宋体" w:hAnsi="宋体" w:hint="eastAsia"/>
+        <w:color w:val="000000"/>
+        <w:szCs w:val="21"/>
+      </w:rPr>
+      <w:t>0411-83635963-3253</w:t>
     </w:r>
   </w:p>
   <w:p>
@@ -21615,7 +21696,7 @@
 </file>
 
 <file path=word/footer2.xml><?xml version="1.0" encoding="utf-8"?>
-<w:ftr xmlns:wpc="http://schemas.microsoft.com/office/word/2010/wordprocessingCanvas" xmlns:cx="http://schemas.microsoft.com/office/drawing/2014/chartex" xmlns:cx1="http://schemas.microsoft.com/office/drawing/2015/9/8/chartex" xmlns:cx2="http://schemas.microsoft.com/office/drawing/2015/10/21/chartex" xmlns:cx3="http://schemas.microsoft.com/office/drawing/2016/5/9/chartex" xmlns:cx4="http://schemas.microsoft.com/office/drawing/2016/5/10/chartex" xmlns:cx5="http://schemas.microsoft.com/office/drawing/2016/5/11/chartex" xmlns:cx6="http://schemas.microsoft.com/office/drawing/2016/5/12/chartex" xmlns:cx7="http://schemas.microsoft.com/office/drawing/2016/5/13/chartex" xmlns:cx8="http://schemas.microsoft.com/office/drawing/2016/5/14/chartex" xmlns:mc="http://schemas.openxmlformats.org/markup-compatibility/2006" xmlns:aink="http://schemas.microsoft.com/office/drawing/2016/ink" xmlns:am3d="http://schemas.microsoft.com/office/drawing/2017/model3d" xmlns:o="urn:schemas-microsoft-com:office:office" xmlns:oel="http://schemas.microsoft.com/office/2019/extlst" xmlns:r="http://schemas.openxmlformats.org/officeDocument/2006/relationships" xmlns:m="http://schemas.openxmlformats.org/officeDocument/2006/math" xmlns:v="urn:schemas-microsoft-com:vml" xmlns:wp14="http://schemas.microsoft.com/office/word/2010/wordprocessingDrawing" xmlns:wp="http://schemas.openxmlformats.org/drawingml/2006/wordprocessingDrawing" xmlns:w10="urn:schemas-microsoft-com:office:word" xmlns:w="http://schemas.openxmlformats.org/wordprocessingml/2006/main" xmlns:w14="http://schemas.microsoft.com/office/word/2010/wordml" xmlns:w15="http://schemas.microsoft.com/office/word/2012/wordml" xmlns:w16cex="http://schemas.microsoft.com/office/word/2018/wordml/cex" xmlns:w16cid="http://schemas.microsoft.com/office/word/2016/wordml/cid" xmlns:w16="http://schemas.microsoft.com/office/word/2018/wordml" xmlns:w16du="http://schemas.microsoft.com/office/word/2023/wordml/word16du" xmlns:w16sdtdh="http://schemas.microsoft.com/office/word/2020/wordml/sdtdatahash" xmlns:w16se="http://schemas.microsoft.com/office/word/2015/wordml/symex" xmlns:wpg="http://schemas.microsoft.com/office/word/2010/wordprocessingGroup" xmlns:wpi="http://schemas.microsoft.com/office/word/2010/wordprocessingInk" xmlns:wne="http://schemas.microsoft.com/office/word/2006/wordml" xmlns:wps="http://schemas.microsoft.com/office/word/2010/wordprocessingShape" mc:Ignorable="w14 w15 w16se w16cid w16 w16cex w16sdtdh w16du wp14">
+<w:ftr xmlns:wpc="http://schemas.microsoft.com/office/word/2010/wordprocessingCanvas" xmlns:cx="http://schemas.microsoft.com/office/drawing/2014/chartex" xmlns:cx1="http://schemas.microsoft.com/office/drawing/2015/9/8/chartex" xmlns:cx2="http://schemas.microsoft.com/office/drawing/2015/10/21/chartex" xmlns:cx3="http://schemas.microsoft.com/office/drawing/2016/5/9/chartex" xmlns:cx4="http://schemas.microsoft.com/office/drawing/2016/5/10/chartex" xmlns:cx5="http://schemas.microsoft.com/office/drawing/2016/5/11/chartex" xmlns:cx6="http://schemas.microsoft.com/office/drawing/2016/5/12/chartex" xmlns:cx7="http://schemas.microsoft.com/office/drawing/2016/5/13/chartex" xmlns:cx8="http://schemas.microsoft.com/office/drawing/2016/5/14/chartex" xmlns:mc="http://schemas.openxmlformats.org/markup-compatibility/2006" xmlns:aink="http://schemas.microsoft.com/office/drawing/2016/ink" xmlns:am3d="http://schemas.microsoft.com/office/drawing/2017/model3d" xmlns:o="urn:schemas-microsoft-com:office:office" xmlns:r="http://schemas.openxmlformats.org/officeDocument/2006/relationships" xmlns:m="http://schemas.openxmlformats.org/officeDocument/2006/math" xmlns:v="urn:schemas-microsoft-com:vml" xmlns:wp14="http://schemas.microsoft.com/office/word/2010/wordprocessingDrawing" xmlns:wp="http://schemas.openxmlformats.org/drawingml/2006/wordprocessingDrawing" xmlns:w10="urn:schemas-microsoft-com:office:word" xmlns:w="http://schemas.openxmlformats.org/wordprocessingml/2006/main" xmlns:w14="http://schemas.microsoft.com/office/word/2010/wordml" xmlns:w15="http://schemas.microsoft.com/office/word/2012/wordml" xmlns:w16cex="http://schemas.microsoft.com/office/word/2018/wordml/cex" xmlns:w16cid="http://schemas.microsoft.com/office/word/2016/wordml/cid" xmlns:w16="http://schemas.microsoft.com/office/word/2018/wordml" xmlns:w16sdtdh="http://schemas.microsoft.com/office/word/2020/wordml/sdtdatahash" xmlns:w16se="http://schemas.microsoft.com/office/word/2015/wordml/symex" xmlns:wpg="http://schemas.microsoft.com/office/word/2010/wordprocessingGroup" xmlns:wpi="http://schemas.microsoft.com/office/word/2010/wordprocessingInk" xmlns:wne="http://schemas.microsoft.com/office/word/2006/wordml" xmlns:wps="http://schemas.microsoft.com/office/word/2010/wordprocessingShape" mc:Ignorable="w14 w15 w16se w16cid w16 w16cex w16sdtdh wp14">
   <w:p>
     <w:pPr>
       <w:pStyle w:val="a8"/>
@@ -21629,7 +21710,7 @@
 </file>
 
 <file path=word/footnotes.xml><?xml version="1.0" encoding="utf-8"?>
-<w:footnotes xmlns:wpc="http://schemas.microsoft.com/office/word/2010/wordprocessingCanvas" xmlns:cx="http://schemas.microsoft.com/office/drawing/2014/chartex" xmlns:cx1="http://schemas.microsoft.com/office/drawing/2015/9/8/chartex" xmlns:cx2="http://schemas.microsoft.com/office/drawing/2015/10/21/chartex" xmlns:cx3="http://schemas.microsoft.com/office/drawing/2016/5/9/chartex" xmlns:cx4="http://schemas.microsoft.com/office/drawing/2016/5/10/chartex" xmlns:cx5="http://schemas.microsoft.com/office/drawing/2016/5/11/chartex" xmlns:cx6="http://schemas.microsoft.com/office/drawing/2016/5/12/chartex" xmlns:cx7="http://schemas.microsoft.com/office/drawing/2016/5/13/chartex" xmlns:cx8="http://schemas.microsoft.com/office/drawing/2016/5/14/chartex" xmlns:mc="http://schemas.openxmlformats.org/markup-compatibility/2006" xmlns:aink="http://schemas.microsoft.com/office/drawing/2016/ink" xmlns:am3d="http://schemas.microsoft.com/office/drawing/2017/model3d" xmlns:o="urn:schemas-microsoft-com:office:office" xmlns:oel="http://schemas.microsoft.com/office/2019/extlst" xmlns:r="http://schemas.openxmlformats.org/officeDocument/2006/relationships" xmlns:m="http://schemas.openxmlformats.org/officeDocument/2006/math" xmlns:v="urn:schemas-microsoft-com:vml" xmlns:wp14="http://schemas.microsoft.com/office/word/2010/wordprocessingDrawing" xmlns:wp="http://schemas.openxmlformats.org/drawingml/2006/wordprocessingDrawing" xmlns:w10="urn:schemas-microsoft-com:office:word" xmlns:w="http://schemas.openxmlformats.org/wordprocessingml/2006/main" xmlns:w14="http://schemas.microsoft.com/office/word/2010/wordml" xmlns:w15="http://schemas.microsoft.com/office/word/2012/wordml" xmlns:w16cex="http://schemas.microsoft.com/office/word/2018/wordml/cex" xmlns:w16cid="http://schemas.microsoft.com/office/word/2016/wordml/cid" xmlns:w16="http://schemas.microsoft.com/office/word/2018/wordml" xmlns:w16du="http://schemas.microsoft.com/office/word/2023/wordml/word16du" xmlns:w16sdtdh="http://schemas.microsoft.com/office/word/2020/wordml/sdtdatahash" xmlns:w16se="http://schemas.microsoft.com/office/word/2015/wordml/symex" xmlns:wpg="http://schemas.microsoft.com/office/word/2010/wordprocessingGroup" xmlns:wpi="http://schemas.microsoft.com/office/word/2010/wordprocessingInk" xmlns:wne="http://schemas.microsoft.com/office/word/2006/wordml" xmlns:wps="http://schemas.microsoft.com/office/word/2010/wordprocessingShape" mc:Ignorable="w14 w15 w16se w16cid w16 w16cex w16sdtdh w16du wp14">
+<w:footnotes xmlns:wpc="http://schemas.microsoft.com/office/word/2010/wordprocessingCanvas" xmlns:cx="http://schemas.microsoft.com/office/drawing/2014/chartex" xmlns:cx1="http://schemas.microsoft.com/office/drawing/2015/9/8/chartex" xmlns:cx2="http://schemas.microsoft.com/office/drawing/2015/10/21/chartex" xmlns:cx3="http://schemas.microsoft.com/office/drawing/2016/5/9/chartex" xmlns:cx4="http://schemas.microsoft.com/office/drawing/2016/5/10/chartex" xmlns:cx5="http://schemas.microsoft.com/office/drawing/2016/5/11/chartex" xmlns:cx6="http://schemas.microsoft.com/office/drawing/2016/5/12/chartex" xmlns:cx7="http://schemas.microsoft.com/office/drawing/2016/5/13/chartex" xmlns:cx8="http://schemas.microsoft.com/office/drawing/2016/5/14/chartex" xmlns:mc="http://schemas.openxmlformats.org/markup-compatibility/2006" xmlns:aink="http://schemas.microsoft.com/office/drawing/2016/ink" xmlns:am3d="http://schemas.microsoft.com/office/drawing/2017/model3d" xmlns:o="urn:schemas-microsoft-com:office:office" xmlns:r="http://schemas.openxmlformats.org/officeDocument/2006/relationships" xmlns:m="http://schemas.openxmlformats.org/officeDocument/2006/math" xmlns:v="urn:schemas-microsoft-com:vml" xmlns:wp14="http://schemas.microsoft.com/office/word/2010/wordprocessingDrawing" xmlns:wp="http://schemas.openxmlformats.org/drawingml/2006/wordprocessingDrawing" xmlns:w10="urn:schemas-microsoft-com:office:word" xmlns:w="http://schemas.openxmlformats.org/wordprocessingml/2006/main" xmlns:w14="http://schemas.microsoft.com/office/word/2010/wordml" xmlns:w15="http://schemas.microsoft.com/office/word/2012/wordml" xmlns:w16cex="http://schemas.microsoft.com/office/word/2018/wordml/cex" xmlns:w16cid="http://schemas.microsoft.com/office/word/2016/wordml/cid" xmlns:w16="http://schemas.microsoft.com/office/word/2018/wordml" xmlns:w16sdtdh="http://schemas.microsoft.com/office/word/2020/wordml/sdtdatahash" xmlns:w16se="http://schemas.microsoft.com/office/word/2015/wordml/symex" xmlns:wpg="http://schemas.microsoft.com/office/word/2010/wordprocessingGroup" xmlns:wpi="http://schemas.microsoft.com/office/word/2010/wordprocessingInk" xmlns:wne="http://schemas.microsoft.com/office/word/2006/wordml" xmlns:wps="http://schemas.microsoft.com/office/word/2010/wordprocessingShape" mc:Ignorable="w14 w15 w16se w16cid w16 w16cex w16sdtdh wp14">
   <w:footnote w:type="separator" w:id="-1">
     <w:p>
       <w:r>
@@ -21648,7 +21729,7 @@
 </file>
 
 <file path=word/header1.xml><?xml version="1.0" encoding="utf-8"?>
-<w:hdr xmlns:wpc="http://schemas.microsoft.com/office/word/2010/wordprocessingCanvas" xmlns:cx="http://schemas.microsoft.com/office/drawing/2014/chartex" xmlns:cx1="http://schemas.microsoft.com/office/drawing/2015/9/8/chartex" xmlns:cx2="http://schemas.microsoft.com/office/drawing/2015/10/21/chartex" xmlns:cx3="http://schemas.microsoft.com/office/drawing/2016/5/9/chartex" xmlns:cx4="http://schemas.microsoft.com/office/drawing/2016/5/10/chartex" xmlns:cx5="http://schemas.microsoft.com/office/drawing/2016/5/11/chartex" xmlns:cx6="http://schemas.microsoft.com/office/drawing/2016/5/12/chartex" xmlns:cx7="http://schemas.microsoft.com/office/drawing/2016/5/13/chartex" xmlns:cx8="http://schemas.microsoft.com/office/drawing/2016/5/14/chartex" xmlns:mc="http://schemas.openxmlformats.org/markup-compatibility/2006" xmlns:aink="http://schemas.microsoft.com/office/drawing/2016/ink" xmlns:am3d="http://schemas.microsoft.com/office/drawing/2017/model3d" xmlns:o="urn:schemas-microsoft-com:office:office" xmlns:oel="http://schemas.microsoft.com/office/2019/extlst" xmlns:r="http://schemas.openxmlformats.org/officeDocument/2006/relationships" xmlns:m="http://schemas.openxmlformats.org/officeDocument/2006/math" xmlns:v="urn:schemas-microsoft-com:vml" xmlns:wp14="http://schemas.microsoft.com/office/word/2010/wordprocessingDrawing" xmlns:wp="http://schemas.openxmlformats.org/drawingml/2006/wordprocessingDrawing" xmlns:w10="urn:schemas-microsoft-com:office:word" xmlns:w="http://schemas.openxmlformats.org/wordprocessingml/2006/main" xmlns:w14="http://schemas.microsoft.com/office/word/2010/wordml" xmlns:w15="http://schemas.microsoft.com/office/word/2012/wordml" xmlns:w16cex="http://schemas.microsoft.com/office/word/2018/wordml/cex" xmlns:w16cid="http://schemas.microsoft.com/office/word/2016/wordml/cid" xmlns:w16="http://schemas.microsoft.com/office/word/2018/wordml" xmlns:w16du="http://schemas.microsoft.com/office/word/2023/wordml/word16du" xmlns:w16sdtdh="http://schemas.microsoft.com/office/word/2020/wordml/sdtdatahash" xmlns:w16se="http://schemas.microsoft.com/office/word/2015/wordml/symex" xmlns:wpg="http://schemas.microsoft.com/office/word/2010/wordprocessingGroup" xmlns:wpi="http://schemas.microsoft.com/office/word/2010/wordprocessingInk" xmlns:wne="http://schemas.microsoft.com/office/word/2006/wordml" xmlns:wps="http://schemas.microsoft.com/office/word/2010/wordprocessingShape" mc:Ignorable="w14 w15 w16se w16cid w16 w16cex w16sdtdh w16du wp14">
+<w:hdr xmlns:wpc="http://schemas.microsoft.com/office/word/2010/wordprocessingCanvas" xmlns:cx="http://schemas.microsoft.com/office/drawing/2014/chartex" xmlns:cx1="http://schemas.microsoft.com/office/drawing/2015/9/8/chartex" xmlns:cx2="http://schemas.microsoft.com/office/drawing/2015/10/21/chartex" xmlns:cx3="http://schemas.microsoft.com/office/drawing/2016/5/9/chartex" xmlns:cx4="http://schemas.microsoft.com/office/drawing/2016/5/10/chartex" xmlns:cx5="http://schemas.microsoft.com/office/drawing/2016/5/11/chartex" xmlns:cx6="http://schemas.microsoft.com/office/drawing/2016/5/12/chartex" xmlns:cx7="http://schemas.microsoft.com/office/drawing/2016/5/13/chartex" xmlns:cx8="http://schemas.microsoft.com/office/drawing/2016/5/14/chartex" xmlns:mc="http://schemas.openxmlformats.org/markup-compatibility/2006" xmlns:aink="http://schemas.microsoft.com/office/drawing/2016/ink" xmlns:am3d="http://schemas.microsoft.com/office/drawing/2017/model3d" xmlns:o="urn:schemas-microsoft-com:office:office" xmlns:r="http://schemas.openxmlformats.org/officeDocument/2006/relationships" xmlns:m="http://schemas.openxmlformats.org/officeDocument/2006/math" xmlns:v="urn:schemas-microsoft-com:vml" xmlns:wp14="http://schemas.microsoft.com/office/word/2010/wordprocessingDrawing" xmlns:wp="http://schemas.openxmlformats.org/drawingml/2006/wordprocessingDrawing" xmlns:w10="urn:schemas-microsoft-com:office:word" xmlns:w="http://schemas.openxmlformats.org/wordprocessingml/2006/main" xmlns:w14="http://schemas.microsoft.com/office/word/2010/wordml" xmlns:w15="http://schemas.microsoft.com/office/word/2012/wordml" xmlns:w16cex="http://schemas.microsoft.com/office/word/2018/wordml/cex" xmlns:w16cid="http://schemas.microsoft.com/office/word/2016/wordml/cid" xmlns:w16="http://schemas.microsoft.com/office/word/2018/wordml" xmlns:w16sdtdh="http://schemas.microsoft.com/office/word/2020/wordml/sdtdatahash" xmlns:w16se="http://schemas.microsoft.com/office/word/2015/wordml/symex" xmlns:wpg="http://schemas.microsoft.com/office/word/2010/wordprocessingGroup" xmlns:wpi="http://schemas.microsoft.com/office/word/2010/wordprocessingInk" xmlns:wne="http://schemas.microsoft.com/office/word/2006/wordml" xmlns:wps="http://schemas.microsoft.com/office/word/2010/wordprocessingShape" mc:Ignorable="w14 w15 w16se w16cid w16 w16cex w16sdtdh wp14">
   <w:p>
     <w:pPr>
       <w:pStyle w:val="aa"/>
@@ -21708,7 +21789,7 @@
 </file>
 
 <file path=word/numbering.xml><?xml version="1.0" encoding="utf-8"?>
-<w:numbering xmlns:wpc="http://schemas.microsoft.com/office/word/2010/wordprocessingCanvas" xmlns:cx="http://schemas.microsoft.com/office/drawing/2014/chartex" xmlns:cx1="http://schemas.microsoft.com/office/drawing/2015/9/8/chartex" xmlns:cx2="http://schemas.microsoft.com/office/drawing/2015/10/21/chartex" xmlns:cx3="http://schemas.microsoft.com/office/drawing/2016/5/9/chartex" xmlns:cx4="http://schemas.microsoft.com/office/drawing/2016/5/10/chartex" xmlns:cx5="http://schemas.microsoft.com/office/drawing/2016/5/11/chartex" xmlns:cx6="http://schemas.microsoft.com/office/drawing/2016/5/12/chartex" xmlns:cx7="http://schemas.microsoft.com/office/drawing/2016/5/13/chartex" xmlns:cx8="http://schemas.microsoft.com/office/drawing/2016/5/14/chartex" xmlns:mc="http://schemas.openxmlformats.org/markup-compatibility/2006" xmlns:aink="http://schemas.microsoft.com/office/drawing/2016/ink" xmlns:am3d="http://schemas.microsoft.com/office/drawing/2017/model3d" xmlns:o="urn:schemas-microsoft-com:office:office" xmlns:oel="http://schemas.microsoft.com/office/2019/extlst" xmlns:r="http://schemas.openxmlformats.org/officeDocument/2006/relationships" xmlns:m="http://schemas.openxmlformats.org/officeDocument/2006/math" xmlns:v="urn:schemas-microsoft-com:vml" xmlns:wp14="http://schemas.microsoft.com/office/word/2010/wordprocessingDrawing" xmlns:wp="http://schemas.openxmlformats.org/drawingml/2006/wordprocessingDrawing" xmlns:w10="urn:schemas-microsoft-com:office:word" xmlns:w="http://schemas.openxmlformats.org/wordprocessingml/2006/main" xmlns:w14="http://schemas.microsoft.com/office/word/2010/wordml" xmlns:w15="http://schemas.microsoft.com/office/word/2012/wordml" xmlns:w16cex="http://schemas.microsoft.com/office/word/2018/wordml/cex" xmlns:w16cid="http://schemas.microsoft.com/office/word/2016/wordml/cid" xmlns:w16="http://schemas.microsoft.com/office/word/2018/wordml" xmlns:w16du="http://schemas.microsoft.com/office/word/2023/wordml/word16du" xmlns:w16sdtdh="http://schemas.microsoft.com/office/word/2020/wordml/sdtdatahash" xmlns:w16se="http://schemas.microsoft.com/office/word/2015/wordml/symex" xmlns:wpg="http://schemas.microsoft.com/office/word/2010/wordprocessingGroup" xmlns:wpi="http://schemas.microsoft.com/office/word/2010/wordprocessingInk" xmlns:wne="http://schemas.microsoft.com/office/word/2006/wordml" xmlns:wps="http://schemas.microsoft.com/office/word/2010/wordprocessingShape" mc:Ignorable="w14 w15 w16se w16cid w16 w16cex w16sdtdh w16du wp14">
+<w:numbering xmlns:wpc="http://schemas.microsoft.com/office/word/2010/wordprocessingCanvas" xmlns:cx="http://schemas.microsoft.com/office/drawing/2014/chartex" xmlns:cx1="http://schemas.microsoft.com/office/drawing/2015/9/8/chartex" xmlns:cx2="http://schemas.microsoft.com/office/drawing/2015/10/21/chartex" xmlns:cx3="http://schemas.microsoft.com/office/drawing/2016/5/9/chartex" xmlns:cx4="http://schemas.microsoft.com/office/drawing/2016/5/10/chartex" xmlns:cx5="http://schemas.microsoft.com/office/drawing/2016/5/11/chartex" xmlns:cx6="http://schemas.microsoft.com/office/drawing/2016/5/12/chartex" xmlns:cx7="http://schemas.microsoft.com/office/drawing/2016/5/13/chartex" xmlns:cx8="http://schemas.microsoft.com/office/drawing/2016/5/14/chartex" xmlns:mc="http://schemas.openxmlformats.org/markup-compatibility/2006" xmlns:aink="http://schemas.microsoft.com/office/drawing/2016/ink" xmlns:am3d="http://schemas.microsoft.com/office/drawing/2017/model3d" xmlns:o="urn:schemas-microsoft-com:office:office" xmlns:r="http://schemas.openxmlformats.org/officeDocument/2006/relationships" xmlns:m="http://schemas.openxmlformats.org/officeDocument/2006/math" xmlns:v="urn:schemas-microsoft-com:vml" xmlns:wp14="http://schemas.microsoft.com/office/word/2010/wordprocessingDrawing" xmlns:wp="http://schemas.openxmlformats.org/drawingml/2006/wordprocessingDrawing" xmlns:w10="urn:schemas-microsoft-com:office:word" xmlns:w="http://schemas.openxmlformats.org/wordprocessingml/2006/main" xmlns:w14="http://schemas.microsoft.com/office/word/2010/wordml" xmlns:w15="http://schemas.microsoft.com/office/word/2012/wordml" xmlns:w16cex="http://schemas.microsoft.com/office/word/2018/wordml/cex" xmlns:w16cid="http://schemas.microsoft.com/office/word/2016/wordml/cid" xmlns:w16="http://schemas.microsoft.com/office/word/2018/wordml" xmlns:w16sdtdh="http://schemas.microsoft.com/office/word/2020/wordml/sdtdatahash" xmlns:w16se="http://schemas.microsoft.com/office/word/2015/wordml/symex" xmlns:wpg="http://schemas.microsoft.com/office/word/2010/wordprocessingGroup" xmlns:wpi="http://schemas.microsoft.com/office/word/2010/wordprocessingInk" xmlns:wne="http://schemas.microsoft.com/office/word/2006/wordml" xmlns:wps="http://schemas.microsoft.com/office/word/2010/wordprocessingShape" mc:Ignorable="w14 w15 w16se w16cid w16 w16cex w16sdtdh wp14">
   <w:abstractNum w:abstractNumId="0" w15:restartNumberingAfterBreak="0">
     <w:nsid w:val="12F0301D"/>
     <w:multiLevelType w:val="multilevel"/>
@@ -22745,47 +22826,47 @@
       </w:pPr>
     </w:lvl>
   </w:abstractNum>
-  <w:num w:numId="1" w16cid:durableId="94789056">
+  <w:num w:numId="1">
     <w:abstractNumId w:val="6"/>
   </w:num>
-  <w:num w:numId="2" w16cid:durableId="458693625">
+  <w:num w:numId="2">
     <w:abstractNumId w:val="7"/>
   </w:num>
-  <w:num w:numId="3" w16cid:durableId="1190604925">
+  <w:num w:numId="3">
     <w:abstractNumId w:val="3"/>
   </w:num>
-  <w:num w:numId="4" w16cid:durableId="1993950477">
+  <w:num w:numId="4">
     <w:abstractNumId w:val="11"/>
   </w:num>
-  <w:num w:numId="5" w16cid:durableId="1646009597">
+  <w:num w:numId="5">
     <w:abstractNumId w:val="1"/>
   </w:num>
-  <w:num w:numId="6" w16cid:durableId="1937446663">
+  <w:num w:numId="6">
     <w:abstractNumId w:val="8"/>
   </w:num>
-  <w:num w:numId="7" w16cid:durableId="2125877949">
+  <w:num w:numId="7">
     <w:abstractNumId w:val="0"/>
   </w:num>
-  <w:num w:numId="8" w16cid:durableId="968172390">
+  <w:num w:numId="8">
     <w:abstractNumId w:val="5"/>
   </w:num>
-  <w:num w:numId="9" w16cid:durableId="1467311602">
+  <w:num w:numId="9">
     <w:abstractNumId w:val="4"/>
   </w:num>
-  <w:num w:numId="10" w16cid:durableId="1574006224">
+  <w:num w:numId="10">
     <w:abstractNumId w:val="2"/>
   </w:num>
-  <w:num w:numId="11" w16cid:durableId="1562903289">
+  <w:num w:numId="11">
     <w:abstractNumId w:val="10"/>
   </w:num>
-  <w:num w:numId="12" w16cid:durableId="338391027">
+  <w:num w:numId="12">
     <w:abstractNumId w:val="9"/>
   </w:num>
 </w:numbering>
 </file>
 
 <file path=word/styles.xml><?xml version="1.0" encoding="utf-8"?>
-<w:styles xmlns:mc="http://schemas.openxmlformats.org/markup-compatibility/2006" xmlns:r="http://schemas.openxmlformats.org/officeDocument/2006/relationships" xmlns:w="http://schemas.openxmlformats.org/wordprocessingml/2006/main" xmlns:w14="http://schemas.microsoft.com/office/word/2010/wordml" xmlns:w15="http://schemas.microsoft.com/office/word/2012/wordml" xmlns:w16cex="http://schemas.microsoft.com/office/word/2018/wordml/cex" xmlns:w16cid="http://schemas.microsoft.com/office/word/2016/wordml/cid" xmlns:w16="http://schemas.microsoft.com/office/word/2018/wordml" xmlns:w16du="http://schemas.microsoft.com/office/word/2023/wordml/word16du" xmlns:w16sdtdh="http://schemas.microsoft.com/office/word/2020/wordml/sdtdatahash" xmlns:w16se="http://schemas.microsoft.com/office/word/2015/wordml/symex" mc:Ignorable="w14 w15 w16se w16cid w16 w16cex w16sdtdh w16du">
+<w:styles xmlns:mc="http://schemas.openxmlformats.org/markup-compatibility/2006" xmlns:r="http://schemas.openxmlformats.org/officeDocument/2006/relationships" xmlns:w="http://schemas.openxmlformats.org/wordprocessingml/2006/main" xmlns:w14="http://schemas.microsoft.com/office/word/2010/wordml" xmlns:w15="http://schemas.microsoft.com/office/word/2012/wordml" xmlns:w16cex="http://schemas.microsoft.com/office/word/2018/wordml/cex" xmlns:w16cid="http://schemas.microsoft.com/office/word/2016/wordml/cid" xmlns:w16="http://schemas.microsoft.com/office/word/2018/wordml" xmlns:w16sdtdh="http://schemas.microsoft.com/office/word/2020/wordml/sdtdatahash" xmlns:w16se="http://schemas.microsoft.com/office/word/2015/wordml/symex" mc:Ignorable="w14 w15 w16se w16cid w16 w16cex w16sdtdh">
   <w:docDefaults>
     <w:rPrDefault>
       <w:rPr>
@@ -25620,10 +25701,6 @@
 </file>
 
 <file path=customXml/item1.xml><?xml version="1.0" encoding="utf-8"?>
-<b:Sources xmlns:b="http://schemas.openxmlformats.org/officeDocument/2006/bibliography" xmlns="http://schemas.openxmlformats.org/officeDocument/2006/bibliography" SelectedStyle="\APA.XSL" StyleName="APA Fifth Edition"/>
-</file>
-
-<file path=customXml/item2.xml><?xml version="1.0" encoding="utf-8"?>
 <s:customData xmlns="http://www.wps.cn/officeDocument/2013/wpsCustomData" xmlns:s="http://www.wps.cn/officeDocument/2013/wpsCustomData">
   <customSectProps>
     <customSectPr/>
@@ -25639,18 +25716,22 @@
 </s:customData>
 </file>
 
+<file path=customXml/item2.xml><?xml version="1.0" encoding="utf-8"?>
+<b:Sources xmlns:b="http://schemas.openxmlformats.org/officeDocument/2006/bibliography" xmlns="http://schemas.openxmlformats.org/officeDocument/2006/bibliography" SelectedStyle="\APA.XSL" StyleName="APA Fifth Edition"/>
+</file>
+
 <file path=customXml/itemProps1.xml><?xml version="1.0" encoding="utf-8"?>
+<ds:datastoreItem xmlns:ds="http://schemas.openxmlformats.org/officeDocument/2006/customXml" ds:itemID="{B1977F7D-205B-4081-913C-38D41E755F92}">
+  <ds:schemaRefs>
+    <ds:schemaRef ds:uri="http://www.wps.cn/officeDocument/2013/wpsCustomData"/>
+  </ds:schemaRefs>
+</ds:datastoreItem>
+</file>
+
+<file path=customXml/itemProps2.xml><?xml version="1.0" encoding="utf-8"?>
 <ds:datastoreItem xmlns:ds="http://schemas.openxmlformats.org/officeDocument/2006/customXml" ds:itemID="{6BB57EAD-F007-432F-A742-9790F1A97A8A}">
   <ds:schemaRefs>
     <ds:schemaRef ds:uri="http://schemas.openxmlformats.org/officeDocument/2006/bibliography"/>
   </ds:schemaRefs>
 </ds:datastoreItem>
-</file>
-
-<file path=customXml/itemProps2.xml><?xml version="1.0" encoding="utf-8"?>
-<ds:datastoreItem xmlns:ds="http://schemas.openxmlformats.org/officeDocument/2006/customXml" ds:itemID="{B1977F7D-205B-4081-913C-38D41E755F92}">
-  <ds:schemaRefs>
-    <ds:schemaRef ds:uri="http://www.wps.cn/officeDocument/2013/wpsCustomData"/>
-  </ds:schemaRefs>
-</ds:datastoreItem>
 </file>